--- a/manuscript/paper5/manuscript.docx
+++ b/manuscript/paper5/manuscript.docx
@@ -1011,7 +1011,7 @@
         <w:pStyle w:val="FirstParagraph"/>
       </w:pPr>
       <w:r>
-        <w:t xml:space="preserve">All data, descriptor tables, predictors, and analysis scripts are available at https://github.com/linfuxing123/IL-Property-ML and archived on Zenodo at https://doi.org/10.5281/zenodo.21898948 (version v1.4.0, which includes the inverse-design workflow described here).</w:t>
+        <w:t xml:space="preserve">All data, descriptor tables, predictors, and analysis scripts are available at https://github.com/linfuxing123/IL-Property-ML and archived on Zenodo at https://doi.org/10.5281/zenodo.21898948 (version v1.4.1, which includes the inverse-design workflow described here).</w:t>
       </w:r>
     </w:p>
     <w:bookmarkEnd w:id="18"/>

--- a/manuscript/paper5/manuscript.docx
+++ b/manuscript/paper5/manuscript.docx
@@ -1011,7 +1011,7 @@
         <w:pStyle w:val="FirstParagraph"/>
       </w:pPr>
       <w:r>
-        <w:t xml:space="preserve">All data, descriptor tables, predictors, and analysis scripts are available at https://github.com/linfuxing123/IL-Property-ML and archived on Zenodo at https://doi.org/10.5281/zenodo.21898948 (version v1.4.1, which includes the inverse-design workflow described here).</w:t>
+        <w:t xml:space="preserve">All data, descriptor tables, predictors, and analysis scripts are available at https://github.com/linfuxing123/IL-Property-ML and archived on Zenodo at https://doi.org/10.5281/zenodo.21931665 (version v1.4.1, which includes the inverse-design workflow described here).</w:t>
       </w:r>
     </w:p>
     <w:bookmarkEnd w:id="18"/>
